--- a/Science Books/QED Course/Prologue 07 The Schrodinger Equation.docx
+++ b/Science Books/QED Course/Prologue 07 The Schrodinger Equation.docx
@@ -344,7 +344,13 @@
             <m:t xml:space="preserve">i</m:t>
           </m:r>
           <m:r>
+            <m:t xml:space="preserve"> </m:t>
+          </m:r>
+          <m:r>
             <m:t xml:space="preserve">ℏ</m:t>
+          </m:r>
+          <m:r>
+            <m:t xml:space="preserve"> </m:t>
           </m:r>
           <m:r>
             <m:t xml:space="preserve">d</m:t>
